--- a/sprava/sprava.docx
+++ b/sprava/sprava.docx
@@ -65,7 +65,7 @@
         <w:t xml:space="preserve">najefektívnejšia</w:t>
       </w:r>
       <w:r>
-        <w:t xml:space="preserve"> (najkratší čas a najmenej krokov metódy MODI do optima).</w:t>
+        <w:t xml:space="preserve"> (najkratší čas a najmenej krokov metódy MODI do optima). Na porovnanie sa pridali aj tri nové, vymyslené metódy.</w:t>
       </w:r>
     </w:p>
     <w:p>
@@ -74,6 +74,19 @@
       </w:pPr>
       <w:r>
         <w:t xml:space="preserve">2. Porovnávané metódy</w:t>
+      </w:r>
+    </w:p>
+    <w:p>
+      <w:pPr>
+        <w:spacing w:after="120" w:line="276"/>
+        <w:jc w:val="both"/>
+      </w:pPr>
+      <w:r>
+        <w:rPr>
+          <w:b/>
+          <w:bCs/>
+        </w:rPr>
+        <w:t xml:space="preserve">Metódy z prednášky:</w:t>
       </w:r>
     </w:p>
     <w:p>
@@ -142,24 +155,11 @@
         <w:jc w:val="both"/>
       </w:pPr>
       <w:r>
-        <w:t xml:space="preserve">Z každého východiskového riešenia sa metódou MODI (test optimality cez potenciály u_i, v_j a Dantzigov obvod) pokračovalo až do optima. Nevyrovnané úlohy sa vyrovnali fiktívnym dodávateľom alebo odberateľom s nulovými cenami a pri degenerácii sa dopĺňali nulové bázické polia, aby mala báza vždy m + n − 1 polí. Správnosť implementácie sa overila na príkladoch z prednášky a porovnaním optima s riešičom scipy.</w:t>
-      </w:r>
-    </w:p>
-    <w:p>
-      <w:pPr>
-        <w:pStyle w:val="Heading1"/>
-      </w:pPr>
-      <w:r>
-        <w:t xml:space="preserve">3. Simulácia</w:t>
-      </w:r>
-    </w:p>
-    <w:p>
-      <w:pPr>
-        <w:spacing w:after="120" w:line="276"/>
-        <w:jc w:val="both"/>
-      </w:pPr>
-      <w:r>
-        <w:t xml:space="preserve">Vygenerovalo sa 100 000 náhodných úloh (pevný seed 20261025, každú úlohu možno zopakovať podľa jej čísla). Všetky tri metódy riešili tú istú úlohu, takže porovnanie je párové.</w:t>
+        <w:rPr>
+          <w:b/>
+          <w:bCs/>
+        </w:rPr>
+        <w:t xml:space="preserve">Nové (vymyslené) metódy:</w:t>
       </w:r>
     </w:p>
     <w:p>
@@ -172,7 +172,14 @@
         <w:spacing w:after="80" w:line="276"/>
       </w:pPr>
       <w:r>
-        <w:t xml:space="preserve">počet dodávateľov m aj odberateľov n náhodne od 3 do 20 (nezávisle),</w:t>
+        <w:rPr>
+          <w:b/>
+          <w:bCs/>
+        </w:rPr>
+        <w:t xml:space="preserve">Metóda juhovýchodného rohu (JVR)</w:t>
+      </w:r>
+      <w:r>
+        <w:t xml:space="preserve"> – ako SZR, ale začína v pravom dolnom rohu.</w:t>
       </w:r>
     </w:p>
     <w:p>
@@ -185,7 +192,14 @@
         <w:spacing w:after="80" w:line="276"/>
       </w:pPr>
       <w:r>
-        <w:t xml:space="preserve">jednotkové ceny c_ij: polovica úloh z rozsahu 1–20, polovica z rozsahu 1–100,</w:t>
+        <w:rPr>
+          <w:b/>
+          <w:bCs/>
+        </w:rPr>
+        <w:t xml:space="preserve">Metóda dvojitej diferencie (MDD)</w:t>
+      </w:r>
+      <w:r>
+        <w:t xml:space="preserve"> – pole dostane diferenciu riadku, ak je v ňom najlacnejšie, plus diferenciu stĺpca, ak je najlacnejšie v stĺpci; obsadí sa pole s najväčším súčtom.</w:t>
       </w:r>
     </w:p>
     <w:p>
@@ -198,7 +212,40 @@
         <w:spacing w:after="80" w:line="276"/>
       </w:pPr>
       <w:r>
-        <w:t xml:space="preserve">50 % úloh vyrovnaných, 25 % s prebytkom ponuky, 25 % s prebytkom dopytu (prebytok 5–30 % objemu),</w:t>
+        <w:rPr>
+          <w:b/>
+          <w:bCs/>
+        </w:rPr>
+        <w:t xml:space="preserve">Predvídavá metóda (PVM)</w:t>
+      </w:r>
+      <w:r>
+        <w:t xml:space="preserve"> – v každom kroku vyskúša 3 najlepšie polia podľa MDD, zvyšok úlohy dopočíta VAM a obsadí pole s najnižšou celkovou cenou.</w:t>
+      </w:r>
+    </w:p>
+    <w:p>
+      <w:pPr>
+        <w:spacing w:after="120" w:line="276"/>
+        <w:jc w:val="both"/>
+      </w:pPr>
+      <w:r>
+        <w:t xml:space="preserve">Z každého východiskového riešenia sa metódou MODI (test optimality cez potenciály u_i, v_j a Dantzigov obvod) pokračovalo až do optima. Nevyrovnané úlohy sa vyrovnali fiktívnym dodávateľom alebo odberateľom s nulovými cenami a pri degenerácii sa dopĺňali nulové bázické polia, aby mala báza vždy m + n − 1 polí. Správnosť implementácie sa overila na príkladoch z prednášky a porovnaním optima s riešičom scipy.</w:t>
+      </w:r>
+    </w:p>
+    <w:p>
+      <w:pPr>
+        <w:pStyle w:val="Heading1"/>
+      </w:pPr>
+      <w:r>
+        <w:t xml:space="preserve">3. Simulácia</w:t>
+      </w:r>
+    </w:p>
+    <w:p>
+      <w:pPr>
+        <w:spacing w:after="120" w:line="276"/>
+        <w:jc w:val="both"/>
+      </w:pPr>
+      <w:r>
+        <w:t xml:space="preserve">Vygenerovalo sa 100 000 náhodných úloh (pevný seed 20261025, každú úlohu možno zopakovať podľa jej čísla). Všetkých šesť metód riešilo tú istú úlohu, takže porovnanie je párové.</w:t>
       </w:r>
     </w:p>
     <w:p>
@@ -211,6 +258,45 @@
         <w:spacing w:after="80" w:line="276"/>
       </w:pPr>
       <w:r>
+        <w:t xml:space="preserve">počet dodávateľov m aj odberateľov n náhodne od 3 do 20 (nezávisle),</w:t>
+      </w:r>
+    </w:p>
+    <w:p>
+      <w:pPr>
+        <w:pStyle w:val="ListParagraph"/>
+        <w:numPr>
+          <w:ilvl w:val="0"/>
+          <w:numId w:val="2"/>
+        </w:numPr>
+        <w:spacing w:after="80" w:line="276"/>
+      </w:pPr>
+      <w:r>
+        <w:t xml:space="preserve">jednotkové ceny c_ij: polovica úloh z rozsahu 1–20, polovica z rozsahu 1–100,</w:t>
+      </w:r>
+    </w:p>
+    <w:p>
+      <w:pPr>
+        <w:pStyle w:val="ListParagraph"/>
+        <w:numPr>
+          <w:ilvl w:val="0"/>
+          <w:numId w:val="2"/>
+        </w:numPr>
+        <w:spacing w:after="80" w:line="276"/>
+      </w:pPr>
+      <w:r>
+        <w:t xml:space="preserve">50 % úloh vyrovnaných, 25 % s prebytkom ponuky, 25 % s prebytkom dopytu (prebytok 5–30 % objemu),</w:t>
+      </w:r>
+    </w:p>
+    <w:p>
+      <w:pPr>
+        <w:pStyle w:val="ListParagraph"/>
+        <w:numPr>
+          <w:ilvl w:val="0"/>
+          <w:numId w:val="2"/>
+        </w:numPr>
+        <w:spacing w:after="80" w:line="276"/>
+      </w:pPr>
+      <w:r>
         <w:t xml:space="preserve">kapacity a požiadavky celé čísla, základ 10–100.</w:t>
       </w:r>
     </w:p>
@@ -220,7 +306,7 @@
         <w:jc w:val="both"/>
       </w:pPr>
       <w:r>
-        <w:t xml:space="preserve">Odchýlka od optima = (z − z*) / z* · 100 %, kde z je hodnota účelovej funkcie východiskového riešenia a z* optimum. Beh trval 80 s na 16 jadrách, bez chýb.</w:t>
+        <w:t xml:space="preserve">Odchýlka od optima = (z − z*) / z* · 100 %, kde z je hodnota účelovej funkcie východiskového riešenia a z* optimum. Beh so všetkými šiestimi metódami trval asi 10 minút na 16 jadrách, bez chýb (najviac času zaberie PVM).</w:t>
       </w:r>
     </w:p>
     <w:p>
@@ -244,7 +330,7 @@
         <w:t xml:space="preserve">Správnosť. </w:t>
       </w:r>
       <w:r>
-        <w:t xml:space="preserve">VAM dáva výrazne najlepšie východiskové riešenie: v priemere je len o 15 % drahšie než optimum, kým IM o 37 % a SZR o 217 %. Optimum trafí VAM priamo v 6 % úloh. V porovnaní na tej istej úlohe je VAM najlepšia v 89 % úloh a poradie z(VAM) ≤ z(IM) ≤ z(SZR) platí v 88 % úloh (rozdiely sú štatisticky významné, Wilcoxonov test p &lt; 10⁻³⁰⁰).</w:t>
+        <w:t xml:space="preserve">Z metód z prednášky dáva najlepšie východiskové riešenie VAM: v priemere je len o 15 % drahšie než optimum, kým IM o 37 % a SZR o 217 %. Nová metóda MDD je takmer rovnako dobrá ako VAM (15,4 %) a predvídavá metóda PVM je asi dvakrát lepšia (7,8 %) – optimum trafí hneď v 12 % úloh a v 94 % úloh dá najlepšie riešenie zo všetkých. JVR dala vo všetkých úlohách presne ten istý plán ako SZR. Rozdiely sú štatisticky významné (Wilcoxonov test, p &lt; 10⁻³⁰⁰ pre VAM vs IM aj PVM vs VAM).</w:t>
       </w:r>
     </w:p>
     <w:tbl>
@@ -583,7 +669,7 @@
                 <w:sz w:val="19"/>
                 <w:szCs w:val="19"/>
               </w:rPr>
-              <w:t xml:space="preserve">0,1 %</w:t>
+              <w:t xml:space="preserve">0,05 %</w:t>
             </w:r>
           </w:p>
         </w:tc>
@@ -740,7 +826,7 @@
                 <w:sz w:val="19"/>
                 <w:szCs w:val="19"/>
               </w:rPr>
-              <w:t xml:space="preserve">12,4 %</w:t>
+              <w:t xml:space="preserve">3,3 %</w:t>
             </w:r>
           </w:p>
         </w:tc>
@@ -902,7 +988,478 @@
                 <w:sz w:val="19"/>
                 <w:szCs w:val="19"/>
               </w:rPr>
-              <w:t xml:space="preserve">88,8 %</w:t>
+              <w:t xml:space="preserve">16,8 %</w:t>
+            </w:r>
+          </w:p>
+        </w:tc>
+      </w:tr>
+      <w:tr>
+        <w:tc>
+          <w:tcPr>
+            <w:tcW w:type="dxa" w:w="1838"/>
+            <w:tcBorders>
+              <w:top w:val="single" w:color="BFBFBF" w:sz="4"/>
+              <w:left w:val="single" w:color="BFBFBF" w:sz="4"/>
+              <w:bottom w:val="single" w:color="BFBFBF" w:sz="4"/>
+              <w:right w:val="single" w:color="BFBFBF" w:sz="4"/>
+            </w:tcBorders>
+            <w:tcMar>
+              <w:top w:type="dxa" w:w="60"/>
+              <w:left w:type="dxa" w:w="100"/>
+              <w:bottom w:type="dxa" w:w="60"/>
+              <w:right w:type="dxa" w:w="100"/>
+            </w:tcMar>
+          </w:tcPr>
+          <w:p>
+            <w:pPr>
+              <w:jc w:val="left"/>
+            </w:pPr>
+            <w:r>
+              <w:rPr>
+                <w:b w:val="false"/>
+                <w:bCs w:val="false"/>
+                <w:sz w:val="19"/>
+                <w:szCs w:val="19"/>
+              </w:rPr>
+              <w:t xml:space="preserve">JVR (nová)</w:t>
+            </w:r>
+          </w:p>
+        </w:tc>
+        <w:tc>
+          <w:tcPr>
+            <w:tcW w:type="dxa" w:w="1950"/>
+            <w:tcBorders>
+              <w:top w:val="single" w:color="BFBFBF" w:sz="4"/>
+              <w:left w:val="single" w:color="BFBFBF" w:sz="4"/>
+              <w:bottom w:val="single" w:color="BFBFBF" w:sz="4"/>
+              <w:right w:val="single" w:color="BFBFBF" w:sz="4"/>
+            </w:tcBorders>
+            <w:tcMar>
+              <w:top w:type="dxa" w:w="60"/>
+              <w:left w:type="dxa" w:w="100"/>
+              <w:bottom w:type="dxa" w:w="60"/>
+              <w:right w:type="dxa" w:w="100"/>
+            </w:tcMar>
+          </w:tcPr>
+          <w:p>
+            <w:pPr>
+              <w:jc w:val="center"/>
+            </w:pPr>
+            <w:r>
+              <w:rPr>
+                <w:b w:val="false"/>
+                <w:bCs w:val="false"/>
+                <w:sz w:val="19"/>
+                <w:szCs w:val="19"/>
+              </w:rPr>
+              <w:t xml:space="preserve">0,03 %</w:t>
+            </w:r>
+          </w:p>
+        </w:tc>
+        <w:tc>
+          <w:tcPr>
+            <w:tcW w:type="dxa" w:w="1950"/>
+            <w:tcBorders>
+              <w:top w:val="single" w:color="BFBFBF" w:sz="4"/>
+              <w:left w:val="single" w:color="BFBFBF" w:sz="4"/>
+              <w:bottom w:val="single" w:color="BFBFBF" w:sz="4"/>
+              <w:right w:val="single" w:color="BFBFBF" w:sz="4"/>
+            </w:tcBorders>
+            <w:tcMar>
+              <w:top w:type="dxa" w:w="60"/>
+              <w:left w:type="dxa" w:w="100"/>
+              <w:bottom w:type="dxa" w:w="60"/>
+              <w:right w:type="dxa" w:w="100"/>
+            </w:tcMar>
+          </w:tcPr>
+          <w:p>
+            <w:pPr>
+              <w:jc w:val="center"/>
+            </w:pPr>
+            <w:r>
+              <w:rPr>
+                <w:b w:val="false"/>
+                <w:bCs w:val="false"/>
+                <w:sz w:val="19"/>
+                <w:szCs w:val="19"/>
+              </w:rPr>
+              <w:t xml:space="preserve">216,9 %</w:t>
+            </w:r>
+          </w:p>
+        </w:tc>
+        <w:tc>
+          <w:tcPr>
+            <w:tcW w:type="dxa" w:w="1950"/>
+            <w:tcBorders>
+              <w:top w:val="single" w:color="BFBFBF" w:sz="4"/>
+              <w:left w:val="single" w:color="BFBFBF" w:sz="4"/>
+              <w:bottom w:val="single" w:color="BFBFBF" w:sz="4"/>
+              <w:right w:val="single" w:color="BFBFBF" w:sz="4"/>
+            </w:tcBorders>
+            <w:tcMar>
+              <w:top w:type="dxa" w:w="60"/>
+              <w:left w:type="dxa" w:w="100"/>
+              <w:bottom w:type="dxa" w:w="60"/>
+              <w:right w:type="dxa" w:w="100"/>
+            </w:tcMar>
+          </w:tcPr>
+          <w:p>
+            <w:pPr>
+              <w:jc w:val="center"/>
+            </w:pPr>
+            <w:r>
+              <w:rPr>
+                <w:b w:val="false"/>
+                <w:bCs w:val="false"/>
+                <w:sz w:val="19"/>
+                <w:szCs w:val="19"/>
+              </w:rPr>
+              <w:t xml:space="preserve">197,3 %</w:t>
+            </w:r>
+          </w:p>
+        </w:tc>
+        <w:tc>
+          <w:tcPr>
+            <w:tcW w:type="dxa" w:w="1950"/>
+            <w:tcBorders>
+              <w:top w:val="single" w:color="BFBFBF" w:sz="4"/>
+              <w:left w:val="single" w:color="BFBFBF" w:sz="4"/>
+              <w:bottom w:val="single" w:color="BFBFBF" w:sz="4"/>
+              <w:right w:val="single" w:color="BFBFBF" w:sz="4"/>
+            </w:tcBorders>
+            <w:tcMar>
+              <w:top w:type="dxa" w:w="60"/>
+              <w:left w:type="dxa" w:w="100"/>
+              <w:bottom w:type="dxa" w:w="60"/>
+              <w:right w:type="dxa" w:w="100"/>
+            </w:tcMar>
+          </w:tcPr>
+          <w:p>
+            <w:pPr>
+              <w:jc w:val="center"/>
+            </w:pPr>
+            <w:r>
+              <w:rPr>
+                <w:b w:val="false"/>
+                <w:bCs w:val="false"/>
+                <w:sz w:val="19"/>
+                <w:szCs w:val="19"/>
+              </w:rPr>
+              <w:t xml:space="preserve">0,05 %</w:t>
+            </w:r>
+          </w:p>
+        </w:tc>
+      </w:tr>
+      <w:tr>
+        <w:tc>
+          <w:tcPr>
+            <w:tcW w:type="dxa" w:w="1838"/>
+            <w:tcBorders>
+              <w:top w:val="single" w:color="BFBFBF" w:sz="4"/>
+              <w:left w:val="single" w:color="BFBFBF" w:sz="4"/>
+              <w:bottom w:val="single" w:color="BFBFBF" w:sz="4"/>
+              <w:right w:val="single" w:color="BFBFBF" w:sz="4"/>
+            </w:tcBorders>
+            <w:tcMar>
+              <w:top w:type="dxa" w:w="60"/>
+              <w:left w:type="dxa" w:w="100"/>
+              <w:bottom w:type="dxa" w:w="60"/>
+              <w:right w:type="dxa" w:w="100"/>
+            </w:tcMar>
+          </w:tcPr>
+          <w:p>
+            <w:pPr>
+              <w:jc w:val="left"/>
+            </w:pPr>
+            <w:r>
+              <w:rPr>
+                <w:b w:val="false"/>
+                <w:bCs w:val="false"/>
+                <w:sz w:val="19"/>
+                <w:szCs w:val="19"/>
+              </w:rPr>
+              <w:t xml:space="preserve">MDD (nová)</w:t>
+            </w:r>
+          </w:p>
+        </w:tc>
+        <w:tc>
+          <w:tcPr>
+            <w:tcW w:type="dxa" w:w="1950"/>
+            <w:tcBorders>
+              <w:top w:val="single" w:color="BFBFBF" w:sz="4"/>
+              <w:left w:val="single" w:color="BFBFBF" w:sz="4"/>
+              <w:bottom w:val="single" w:color="BFBFBF" w:sz="4"/>
+              <w:right w:val="single" w:color="BFBFBF" w:sz="4"/>
+            </w:tcBorders>
+            <w:tcMar>
+              <w:top w:type="dxa" w:w="60"/>
+              <w:left w:type="dxa" w:w="100"/>
+              <w:bottom w:type="dxa" w:w="60"/>
+              <w:right w:type="dxa" w:w="100"/>
+            </w:tcMar>
+          </w:tcPr>
+          <w:p>
+            <w:pPr>
+              <w:jc w:val="center"/>
+            </w:pPr>
+            <w:r>
+              <w:rPr>
+                <w:b w:val="false"/>
+                <w:bCs w:val="false"/>
+                <w:sz w:val="19"/>
+                <w:szCs w:val="19"/>
+              </w:rPr>
+              <w:t xml:space="preserve">4,78 %</w:t>
+            </w:r>
+          </w:p>
+        </w:tc>
+        <w:tc>
+          <w:tcPr>
+            <w:tcW w:type="dxa" w:w="1950"/>
+            <w:tcBorders>
+              <w:top w:val="single" w:color="BFBFBF" w:sz="4"/>
+              <w:left w:val="single" w:color="BFBFBF" w:sz="4"/>
+              <w:bottom w:val="single" w:color="BFBFBF" w:sz="4"/>
+              <w:right w:val="single" w:color="BFBFBF" w:sz="4"/>
+            </w:tcBorders>
+            <w:tcMar>
+              <w:top w:type="dxa" w:w="60"/>
+              <w:left w:type="dxa" w:w="100"/>
+              <w:bottom w:type="dxa" w:w="60"/>
+              <w:right w:type="dxa" w:w="100"/>
+            </w:tcMar>
+          </w:tcPr>
+          <w:p>
+            <w:pPr>
+              <w:jc w:val="center"/>
+            </w:pPr>
+            <w:r>
+              <w:rPr>
+                <w:b w:val="false"/>
+                <w:bCs w:val="false"/>
+                <w:sz w:val="19"/>
+                <w:szCs w:val="19"/>
+              </w:rPr>
+              <w:t xml:space="preserve">15,4 %</w:t>
+            </w:r>
+          </w:p>
+        </w:tc>
+        <w:tc>
+          <w:tcPr>
+            <w:tcW w:type="dxa" w:w="1950"/>
+            <w:tcBorders>
+              <w:top w:val="single" w:color="BFBFBF" w:sz="4"/>
+              <w:left w:val="single" w:color="BFBFBF" w:sz="4"/>
+              <w:bottom w:val="single" w:color="BFBFBF" w:sz="4"/>
+              <w:right w:val="single" w:color="BFBFBF" w:sz="4"/>
+            </w:tcBorders>
+            <w:tcMar>
+              <w:top w:type="dxa" w:w="60"/>
+              <w:left w:type="dxa" w:w="100"/>
+              <w:bottom w:type="dxa" w:w="60"/>
+              <w:right w:type="dxa" w:w="100"/>
+            </w:tcMar>
+          </w:tcPr>
+          <w:p>
+            <w:pPr>
+              <w:jc w:val="center"/>
+            </w:pPr>
+            <w:r>
+              <w:rPr>
+                <w:b w:val="false"/>
+                <w:bCs w:val="false"/>
+                <w:sz w:val="19"/>
+                <w:szCs w:val="19"/>
+              </w:rPr>
+              <w:t xml:space="preserve">11,5 %</w:t>
+            </w:r>
+          </w:p>
+        </w:tc>
+        <w:tc>
+          <w:tcPr>
+            <w:tcW w:type="dxa" w:w="1950"/>
+            <w:tcBorders>
+              <w:top w:val="single" w:color="BFBFBF" w:sz="4"/>
+              <w:left w:val="single" w:color="BFBFBF" w:sz="4"/>
+              <w:bottom w:val="single" w:color="BFBFBF" w:sz="4"/>
+              <w:right w:val="single" w:color="BFBFBF" w:sz="4"/>
+            </w:tcBorders>
+            <w:tcMar>
+              <w:top w:type="dxa" w:w="60"/>
+              <w:left w:type="dxa" w:w="100"/>
+              <w:bottom w:type="dxa" w:w="60"/>
+              <w:right w:type="dxa" w:w="100"/>
+            </w:tcMar>
+          </w:tcPr>
+          <w:p>
+            <w:pPr>
+              <w:jc w:val="center"/>
+            </w:pPr>
+            <w:r>
+              <w:rPr>
+                <w:b w:val="false"/>
+                <w:bCs w:val="false"/>
+                <w:sz w:val="19"/>
+                <w:szCs w:val="19"/>
+              </w:rPr>
+              <w:t xml:space="preserve">15,1 %</w:t>
+            </w:r>
+          </w:p>
+        </w:tc>
+      </w:tr>
+      <w:tr>
+        <w:tc>
+          <w:tcPr>
+            <w:tcW w:type="dxa" w:w="1838"/>
+            <w:tcBorders>
+              <w:top w:val="single" w:color="BFBFBF" w:sz="4"/>
+              <w:left w:val="single" w:color="BFBFBF" w:sz="4"/>
+              <w:bottom w:val="single" w:color="BFBFBF" w:sz="4"/>
+              <w:right w:val="single" w:color="BFBFBF" w:sz="4"/>
+            </w:tcBorders>
+            <w:tcMar>
+              <w:top w:type="dxa" w:w="60"/>
+              <w:left w:type="dxa" w:w="100"/>
+              <w:bottom w:type="dxa" w:w="60"/>
+              <w:right w:type="dxa" w:w="100"/>
+            </w:tcMar>
+          </w:tcPr>
+          <w:p>
+            <w:pPr>
+              <w:jc w:val="left"/>
+            </w:pPr>
+            <w:r>
+              <w:rPr>
+                <w:b w:val="false"/>
+                <w:bCs w:val="false"/>
+                <w:sz w:val="19"/>
+                <w:szCs w:val="19"/>
+              </w:rPr>
+              <w:t xml:space="preserve">PVM (nová)</w:t>
+            </w:r>
+          </w:p>
+        </w:tc>
+        <w:tc>
+          <w:tcPr>
+            <w:tcW w:type="dxa" w:w="1950"/>
+            <w:tcBorders>
+              <w:top w:val="single" w:color="BFBFBF" w:sz="4"/>
+              <w:left w:val="single" w:color="BFBFBF" w:sz="4"/>
+              <w:bottom w:val="single" w:color="BFBFBF" w:sz="4"/>
+              <w:right w:val="single" w:color="BFBFBF" w:sz="4"/>
+            </w:tcBorders>
+            <w:tcMar>
+              <w:top w:type="dxa" w:w="60"/>
+              <w:left w:type="dxa" w:w="100"/>
+              <w:bottom w:type="dxa" w:w="60"/>
+              <w:right w:type="dxa" w:w="100"/>
+            </w:tcMar>
+          </w:tcPr>
+          <w:p>
+            <w:pPr>
+              <w:jc w:val="center"/>
+            </w:pPr>
+            <w:r>
+              <w:rPr>
+                <w:b w:val="false"/>
+                <w:bCs w:val="false"/>
+                <w:sz w:val="19"/>
+                <w:szCs w:val="19"/>
+              </w:rPr>
+              <w:t xml:space="preserve">12,31 %</w:t>
+            </w:r>
+          </w:p>
+        </w:tc>
+        <w:tc>
+          <w:tcPr>
+            <w:tcW w:type="dxa" w:w="1950"/>
+            <w:tcBorders>
+              <w:top w:val="single" w:color="BFBFBF" w:sz="4"/>
+              <w:left w:val="single" w:color="BFBFBF" w:sz="4"/>
+              <w:bottom w:val="single" w:color="BFBFBF" w:sz="4"/>
+              <w:right w:val="single" w:color="BFBFBF" w:sz="4"/>
+            </w:tcBorders>
+            <w:tcMar>
+              <w:top w:type="dxa" w:w="60"/>
+              <w:left w:type="dxa" w:w="100"/>
+              <w:bottom w:type="dxa" w:w="60"/>
+              <w:right w:type="dxa" w:w="100"/>
+            </w:tcMar>
+          </w:tcPr>
+          <w:p>
+            <w:pPr>
+              <w:jc w:val="center"/>
+            </w:pPr>
+            <w:r>
+              <w:rPr>
+                <w:b w:val="false"/>
+                <w:bCs w:val="false"/>
+                <w:sz w:val="19"/>
+                <w:szCs w:val="19"/>
+              </w:rPr>
+              <w:t xml:space="preserve">7,8 %</w:t>
+            </w:r>
+          </w:p>
+        </w:tc>
+        <w:tc>
+          <w:tcPr>
+            <w:tcW w:type="dxa" w:w="1950"/>
+            <w:tcBorders>
+              <w:top w:val="single" w:color="BFBFBF" w:sz="4"/>
+              <w:left w:val="single" w:color="BFBFBF" w:sz="4"/>
+              <w:bottom w:val="single" w:color="BFBFBF" w:sz="4"/>
+              <w:right w:val="single" w:color="BFBFBF" w:sz="4"/>
+            </w:tcBorders>
+            <w:tcMar>
+              <w:top w:type="dxa" w:w="60"/>
+              <w:left w:type="dxa" w:w="100"/>
+              <w:bottom w:type="dxa" w:w="60"/>
+              <w:right w:type="dxa" w:w="100"/>
+            </w:tcMar>
+          </w:tcPr>
+          <w:p>
+            <w:pPr>
+              <w:jc w:val="center"/>
+            </w:pPr>
+            <w:r>
+              <w:rPr>
+                <w:b w:val="false"/>
+                <w:bCs w:val="false"/>
+                <w:sz w:val="19"/>
+                <w:szCs w:val="19"/>
+              </w:rPr>
+              <w:t xml:space="preserve">5,0 %</w:t>
+            </w:r>
+          </w:p>
+        </w:tc>
+        <w:tc>
+          <w:tcPr>
+            <w:tcW w:type="dxa" w:w="1950"/>
+            <w:tcBorders>
+              <w:top w:val="single" w:color="BFBFBF" w:sz="4"/>
+              <w:left w:val="single" w:color="BFBFBF" w:sz="4"/>
+              <w:bottom w:val="single" w:color="BFBFBF" w:sz="4"/>
+              <w:right w:val="single" w:color="BFBFBF" w:sz="4"/>
+            </w:tcBorders>
+            <w:tcMar>
+              <w:top w:type="dxa" w:w="60"/>
+              <w:left w:type="dxa" w:w="100"/>
+              <w:bottom w:type="dxa" w:w="60"/>
+              <w:right w:type="dxa" w:w="100"/>
+            </w:tcMar>
+          </w:tcPr>
+          <w:p>
+            <w:pPr>
+              <w:jc w:val="center"/>
+            </w:pPr>
+            <w:r>
+              <w:rPr>
+                <w:b w:val="false"/>
+                <w:bCs w:val="false"/>
+                <w:sz w:val="19"/>
+                <w:szCs w:val="19"/>
+              </w:rPr>
+              <w:t xml:space="preserve">94,5 %</w:t>
             </w:r>
           </w:p>
         </w:tc>
@@ -921,7 +1478,7 @@
           <w:sz w:val="18"/>
           <w:szCs w:val="18"/>
         </w:rPr>
-        <w:t xml:space="preserve">Tabuľka 1: Správnosť východiskového riešenia (100 000 úloh; pri remíze sa počíta spoločné 1. miesto)</w:t>
+        <w:t xml:space="preserve">Tabuľka 1: Správnosť východiskového riešenia (100 000 úloh; najlepšia v úlohe = najlacnejšie riešenie zo všetkých šiestich, pri remíze spoločné)</w:t>
       </w:r>
     </w:p>
     <w:p>
@@ -937,7 +1494,7 @@
         <w:t xml:space="preserve">Efektívnosť. </w:t>
       </w:r>
       <w:r>
-        <w:t xml:space="preserve">Z riešenia VAM treba v priemere len 6,4 kroku MODI do optima (IM 10,1, SZR 26,6). V celkovom čase (metóda + MODI) je však mierne rýchlejšia IM: samotný výpočet VAM s diferenciami trvá dlhšie, než koľko ušetrí na MODI. Rozdiel je malý (asi 6 %) a pri najväčších úlohách sa časy IM a VAM vyrovnajú. SZR je síce najrýchlejšia samotná metóda, ale pre zlé východiskové riešenie je celkovo najpomalšia.</w:t>
+        <w:t xml:space="preserve">Z riešenia VAM treba v priemere len 6,4 kroku MODI do optima (IM 10,1, SZR 26,6), po PVM len 5,0. V celkovom čase (metóda + MODI) je mierne najrýchlejšia IM: samotný výpočet VAM s diferenciami trvá dlhšie, než koľko ušetrí na MODI. Rozdiel je malý (asi 6 %) a pri najväčších úlohách sa časy IM a VAM vyrovnajú. MDD je o niečo pomalšia ako VAM. PVM je síce najpresnejšia, ale samotná metóda trvá asi 35-krát dlhšie ako VAM. SZR a JVR sú najrýchlejšie samotné metódy, ale pre zlé východiskové riešenie sú celkovo pomalé.</w:t>
       </w:r>
     </w:p>
     <w:tbl>
@@ -1214,69 +1771,69 @@
                 <w:sz w:val="19"/>
                 <w:szCs w:val="19"/>
               </w:rPr>
-              <w:t xml:space="preserve">0,40 ms</w:t>
-            </w:r>
-          </w:p>
-        </w:tc>
-        <w:tc>
-          <w:tcPr>
-            <w:tcW w:type="dxa" w:w="1950"/>
-            <w:tcBorders>
-              <w:top w:val="single" w:color="BFBFBF" w:sz="4"/>
-              <w:left w:val="single" w:color="BFBFBF" w:sz="4"/>
-              <w:bottom w:val="single" w:color="BFBFBF" w:sz="4"/>
-              <w:right w:val="single" w:color="BFBFBF" w:sz="4"/>
-            </w:tcBorders>
-            <w:tcMar>
-              <w:top w:type="dxa" w:w="60"/>
-              <w:left w:type="dxa" w:w="100"/>
-              <w:bottom w:type="dxa" w:w="60"/>
-              <w:right w:type="dxa" w:w="100"/>
-            </w:tcMar>
-          </w:tcPr>
-          <w:p>
-            <w:pPr>
-              <w:jc w:val="center"/>
-            </w:pPr>
-            <w:r>
-              <w:rPr>
-                <w:b w:val="false"/>
-                <w:bCs w:val="false"/>
-                <w:sz w:val="19"/>
-                <w:szCs w:val="19"/>
-              </w:rPr>
-              <w:t xml:space="preserve">5,81 ms</w:t>
-            </w:r>
-          </w:p>
-        </w:tc>
-        <w:tc>
-          <w:tcPr>
-            <w:tcW w:type="dxa" w:w="1950"/>
-            <w:tcBorders>
-              <w:top w:val="single" w:color="BFBFBF" w:sz="4"/>
-              <w:left w:val="single" w:color="BFBFBF" w:sz="4"/>
-              <w:bottom w:val="single" w:color="BFBFBF" w:sz="4"/>
-              <w:right w:val="single" w:color="BFBFBF" w:sz="4"/>
-            </w:tcBorders>
-            <w:tcMar>
-              <w:top w:type="dxa" w:w="60"/>
-              <w:left w:type="dxa" w:w="100"/>
-              <w:bottom w:type="dxa" w:w="60"/>
-              <w:right w:type="dxa" w:w="100"/>
-            </w:tcMar>
-          </w:tcPr>
-          <w:p>
-            <w:pPr>
-              <w:jc w:val="center"/>
-            </w:pPr>
-            <w:r>
-              <w:rPr>
-                <w:b w:val="false"/>
-                <w:bCs w:val="false"/>
-                <w:sz w:val="19"/>
-                <w:szCs w:val="19"/>
-              </w:rPr>
-              <w:t xml:space="preserve">6,21 ms</w:t>
+              <w:t xml:space="preserve">0,48 ms</w:t>
+            </w:r>
+          </w:p>
+        </w:tc>
+        <w:tc>
+          <w:tcPr>
+            <w:tcW w:type="dxa" w:w="1950"/>
+            <w:tcBorders>
+              <w:top w:val="single" w:color="BFBFBF" w:sz="4"/>
+              <w:left w:val="single" w:color="BFBFBF" w:sz="4"/>
+              <w:bottom w:val="single" w:color="BFBFBF" w:sz="4"/>
+              <w:right w:val="single" w:color="BFBFBF" w:sz="4"/>
+            </w:tcBorders>
+            <w:tcMar>
+              <w:top w:type="dxa" w:w="60"/>
+              <w:left w:type="dxa" w:w="100"/>
+              <w:bottom w:type="dxa" w:w="60"/>
+              <w:right w:type="dxa" w:w="100"/>
+            </w:tcMar>
+          </w:tcPr>
+          <w:p>
+            <w:pPr>
+              <w:jc w:val="center"/>
+            </w:pPr>
+            <w:r>
+              <w:rPr>
+                <w:b w:val="false"/>
+                <w:bCs w:val="false"/>
+                <w:sz w:val="19"/>
+                <w:szCs w:val="19"/>
+              </w:rPr>
+              <w:t xml:space="preserve">7,19 ms</w:t>
+            </w:r>
+          </w:p>
+        </w:tc>
+        <w:tc>
+          <w:tcPr>
+            <w:tcW w:type="dxa" w:w="1950"/>
+            <w:tcBorders>
+              <w:top w:val="single" w:color="BFBFBF" w:sz="4"/>
+              <w:left w:val="single" w:color="BFBFBF" w:sz="4"/>
+              <w:bottom w:val="single" w:color="BFBFBF" w:sz="4"/>
+              <w:right w:val="single" w:color="BFBFBF" w:sz="4"/>
+            </w:tcBorders>
+            <w:tcMar>
+              <w:top w:type="dxa" w:w="60"/>
+              <w:left w:type="dxa" w:w="100"/>
+              <w:bottom w:type="dxa" w:w="60"/>
+              <w:right w:type="dxa" w:w="100"/>
+            </w:tcMar>
+          </w:tcPr>
+          <w:p>
+            <w:pPr>
+              <w:jc w:val="center"/>
+            </w:pPr>
+            <w:r>
+              <w:rPr>
+                <w:b w:val="false"/>
+                <w:bCs w:val="false"/>
+                <w:sz w:val="19"/>
+                <w:szCs w:val="19"/>
+              </w:rPr>
+              <w:t xml:space="preserve">7,68 ms</w:t>
             </w:r>
           </w:p>
         </w:tc>
@@ -1371,69 +1928,69 @@
                 <w:sz w:val="19"/>
                 <w:szCs w:val="19"/>
               </w:rPr>
-              <w:t xml:space="preserve">0,62 ms</w:t>
-            </w:r>
-          </w:p>
-        </w:tc>
-        <w:tc>
-          <w:tcPr>
-            <w:tcW w:type="dxa" w:w="1950"/>
-            <w:tcBorders>
-              <w:top w:val="single" w:color="BFBFBF" w:sz="4"/>
-              <w:left w:val="single" w:color="BFBFBF" w:sz="4"/>
-              <w:bottom w:val="single" w:color="BFBFBF" w:sz="4"/>
-              <w:right w:val="single" w:color="BFBFBF" w:sz="4"/>
-            </w:tcBorders>
-            <w:tcMar>
-              <w:top w:type="dxa" w:w="60"/>
-              <w:left w:type="dxa" w:w="100"/>
-              <w:bottom w:type="dxa" w:w="60"/>
-              <w:right w:type="dxa" w:w="100"/>
-            </w:tcMar>
-          </w:tcPr>
-          <w:p>
-            <w:pPr>
-              <w:jc w:val="center"/>
-            </w:pPr>
-            <w:r>
-              <w:rPr>
-                <w:b w:val="false"/>
-                <w:bCs w:val="false"/>
-                <w:sz w:val="19"/>
-                <w:szCs w:val="19"/>
-              </w:rPr>
-              <w:t xml:space="preserve">2,25 ms</w:t>
-            </w:r>
-          </w:p>
-        </w:tc>
-        <w:tc>
-          <w:tcPr>
-            <w:tcW w:type="dxa" w:w="1950"/>
-            <w:tcBorders>
-              <w:top w:val="single" w:color="BFBFBF" w:sz="4"/>
-              <w:left w:val="single" w:color="BFBFBF" w:sz="4"/>
-              <w:bottom w:val="single" w:color="BFBFBF" w:sz="4"/>
-              <w:right w:val="single" w:color="BFBFBF" w:sz="4"/>
-            </w:tcBorders>
-            <w:tcMar>
-              <w:top w:type="dxa" w:w="60"/>
-              <w:left w:type="dxa" w:w="100"/>
-              <w:bottom w:type="dxa" w:w="60"/>
-              <w:right w:type="dxa" w:w="100"/>
-            </w:tcMar>
-          </w:tcPr>
-          <w:p>
-            <w:pPr>
-              <w:jc w:val="center"/>
-            </w:pPr>
-            <w:r>
-              <w:rPr>
-                <w:b w:val="false"/>
-                <w:bCs w:val="false"/>
-                <w:sz w:val="19"/>
-                <w:szCs w:val="19"/>
-              </w:rPr>
-              <w:t xml:space="preserve">2,87 ms</w:t>
+              <w:t xml:space="preserve">0,75 ms</w:t>
+            </w:r>
+          </w:p>
+        </w:tc>
+        <w:tc>
+          <w:tcPr>
+            <w:tcW w:type="dxa" w:w="1950"/>
+            <w:tcBorders>
+              <w:top w:val="single" w:color="BFBFBF" w:sz="4"/>
+              <w:left w:val="single" w:color="BFBFBF" w:sz="4"/>
+              <w:bottom w:val="single" w:color="BFBFBF" w:sz="4"/>
+              <w:right w:val="single" w:color="BFBFBF" w:sz="4"/>
+            </w:tcBorders>
+            <w:tcMar>
+              <w:top w:type="dxa" w:w="60"/>
+              <w:left w:type="dxa" w:w="100"/>
+              <w:bottom w:type="dxa" w:w="60"/>
+              <w:right w:type="dxa" w:w="100"/>
+            </w:tcMar>
+          </w:tcPr>
+          <w:p>
+            <w:pPr>
+              <w:jc w:val="center"/>
+            </w:pPr>
+            <w:r>
+              <w:rPr>
+                <w:b w:val="false"/>
+                <w:bCs w:val="false"/>
+                <w:sz w:val="19"/>
+                <w:szCs w:val="19"/>
+              </w:rPr>
+              <w:t xml:space="preserve">2,77 ms</w:t>
+            </w:r>
+          </w:p>
+        </w:tc>
+        <w:tc>
+          <w:tcPr>
+            <w:tcW w:type="dxa" w:w="1950"/>
+            <w:tcBorders>
+              <w:top w:val="single" w:color="BFBFBF" w:sz="4"/>
+              <w:left w:val="single" w:color="BFBFBF" w:sz="4"/>
+              <w:bottom w:val="single" w:color="BFBFBF" w:sz="4"/>
+              <w:right w:val="single" w:color="BFBFBF" w:sz="4"/>
+            </w:tcBorders>
+            <w:tcMar>
+              <w:top w:type="dxa" w:w="60"/>
+              <w:left w:type="dxa" w:w="100"/>
+              <w:bottom w:type="dxa" w:w="60"/>
+              <w:right w:type="dxa" w:w="100"/>
+            </w:tcMar>
+          </w:tcPr>
+          <w:p>
+            <w:pPr>
+              <w:jc w:val="center"/>
+            </w:pPr>
+            <w:r>
+              <w:rPr>
+                <w:b w:val="false"/>
+                <w:bCs w:val="false"/>
+                <w:sz w:val="19"/>
+                <w:szCs w:val="19"/>
+              </w:rPr>
+              <w:t xml:space="preserve">3,53 ms</w:t>
             </w:r>
           </w:p>
         </w:tc>
@@ -1531,7 +2088,7 @@
                 <w:sz w:val="19"/>
                 <w:szCs w:val="19"/>
               </w:rPr>
-              <w:t xml:space="preserve">1,53 ms</w:t>
+              <w:t xml:space="preserve">1,87 ms</w:t>
             </w:r>
           </w:p>
         </w:tc>
@@ -1563,7 +2120,7 @@
                 <w:sz w:val="19"/>
                 <w:szCs w:val="19"/>
               </w:rPr>
-              <w:t xml:space="preserve">1,52 ms</w:t>
+              <w:t xml:space="preserve">1,87 ms</w:t>
             </w:r>
           </w:p>
         </w:tc>
@@ -1595,7 +2152,478 @@
                 <w:sz w:val="19"/>
                 <w:szCs w:val="19"/>
               </w:rPr>
-              <w:t xml:space="preserve">3,05 ms</w:t>
+              <w:t xml:space="preserve">3,74 ms</w:t>
+            </w:r>
+          </w:p>
+        </w:tc>
+      </w:tr>
+      <w:tr>
+        <w:tc>
+          <w:tcPr>
+            <w:tcW w:type="dxa" w:w="1838"/>
+            <w:tcBorders>
+              <w:top w:val="single" w:color="BFBFBF" w:sz="4"/>
+              <w:left w:val="single" w:color="BFBFBF" w:sz="4"/>
+              <w:bottom w:val="single" w:color="BFBFBF" w:sz="4"/>
+              <w:right w:val="single" w:color="BFBFBF" w:sz="4"/>
+            </w:tcBorders>
+            <w:tcMar>
+              <w:top w:type="dxa" w:w="60"/>
+              <w:left w:type="dxa" w:w="100"/>
+              <w:bottom w:type="dxa" w:w="60"/>
+              <w:right w:type="dxa" w:w="100"/>
+            </w:tcMar>
+          </w:tcPr>
+          <w:p>
+            <w:pPr>
+              <w:jc w:val="left"/>
+            </w:pPr>
+            <w:r>
+              <w:rPr>
+                <w:b w:val="false"/>
+                <w:bCs w:val="false"/>
+                <w:sz w:val="19"/>
+                <w:szCs w:val="19"/>
+              </w:rPr>
+              <w:t xml:space="preserve">JVR (nová)</w:t>
+            </w:r>
+          </w:p>
+        </w:tc>
+        <w:tc>
+          <w:tcPr>
+            <w:tcW w:type="dxa" w:w="1950"/>
+            <w:tcBorders>
+              <w:top w:val="single" w:color="BFBFBF" w:sz="4"/>
+              <w:left w:val="single" w:color="BFBFBF" w:sz="4"/>
+              <w:bottom w:val="single" w:color="BFBFBF" w:sz="4"/>
+              <w:right w:val="single" w:color="BFBFBF" w:sz="4"/>
+            </w:tcBorders>
+            <w:tcMar>
+              <w:top w:type="dxa" w:w="60"/>
+              <w:left w:type="dxa" w:w="100"/>
+              <w:bottom w:type="dxa" w:w="60"/>
+              <w:right w:type="dxa" w:w="100"/>
+            </w:tcMar>
+          </w:tcPr>
+          <w:p>
+            <w:pPr>
+              <w:jc w:val="center"/>
+            </w:pPr>
+            <w:r>
+              <w:rPr>
+                <w:b w:val="false"/>
+                <w:bCs w:val="false"/>
+                <w:sz w:val="19"/>
+                <w:szCs w:val="19"/>
+              </w:rPr>
+              <w:t xml:space="preserve">26,6</w:t>
+            </w:r>
+          </w:p>
+        </w:tc>
+        <w:tc>
+          <w:tcPr>
+            <w:tcW w:type="dxa" w:w="1950"/>
+            <w:tcBorders>
+              <w:top w:val="single" w:color="BFBFBF" w:sz="4"/>
+              <w:left w:val="single" w:color="BFBFBF" w:sz="4"/>
+              <w:bottom w:val="single" w:color="BFBFBF" w:sz="4"/>
+              <w:right w:val="single" w:color="BFBFBF" w:sz="4"/>
+            </w:tcBorders>
+            <w:tcMar>
+              <w:top w:type="dxa" w:w="60"/>
+              <w:left w:type="dxa" w:w="100"/>
+              <w:bottom w:type="dxa" w:w="60"/>
+              <w:right w:type="dxa" w:w="100"/>
+            </w:tcMar>
+          </w:tcPr>
+          <w:p>
+            <w:pPr>
+              <w:jc w:val="center"/>
+            </w:pPr>
+            <w:r>
+              <w:rPr>
+                <w:b w:val="false"/>
+                <w:bCs w:val="false"/>
+                <w:sz w:val="19"/>
+                <w:szCs w:val="19"/>
+              </w:rPr>
+              <w:t xml:space="preserve">0,55 ms</w:t>
+            </w:r>
+          </w:p>
+        </w:tc>
+        <w:tc>
+          <w:tcPr>
+            <w:tcW w:type="dxa" w:w="1950"/>
+            <w:tcBorders>
+              <w:top w:val="single" w:color="BFBFBF" w:sz="4"/>
+              <w:left w:val="single" w:color="BFBFBF" w:sz="4"/>
+              <w:bottom w:val="single" w:color="BFBFBF" w:sz="4"/>
+              <w:right w:val="single" w:color="BFBFBF" w:sz="4"/>
+            </w:tcBorders>
+            <w:tcMar>
+              <w:top w:type="dxa" w:w="60"/>
+              <w:left w:type="dxa" w:w="100"/>
+              <w:bottom w:type="dxa" w:w="60"/>
+              <w:right w:type="dxa" w:w="100"/>
+            </w:tcMar>
+          </w:tcPr>
+          <w:p>
+            <w:pPr>
+              <w:jc w:val="center"/>
+            </w:pPr>
+            <w:r>
+              <w:rPr>
+                <w:b w:val="false"/>
+                <w:bCs w:val="false"/>
+                <w:sz w:val="19"/>
+                <w:szCs w:val="19"/>
+              </w:rPr>
+              <w:t xml:space="preserve">7,16 ms</w:t>
+            </w:r>
+          </w:p>
+        </w:tc>
+        <w:tc>
+          <w:tcPr>
+            <w:tcW w:type="dxa" w:w="1950"/>
+            <w:tcBorders>
+              <w:top w:val="single" w:color="BFBFBF" w:sz="4"/>
+              <w:left w:val="single" w:color="BFBFBF" w:sz="4"/>
+              <w:bottom w:val="single" w:color="BFBFBF" w:sz="4"/>
+              <w:right w:val="single" w:color="BFBFBF" w:sz="4"/>
+            </w:tcBorders>
+            <w:tcMar>
+              <w:top w:type="dxa" w:w="60"/>
+              <w:left w:type="dxa" w:w="100"/>
+              <w:bottom w:type="dxa" w:w="60"/>
+              <w:right w:type="dxa" w:w="100"/>
+            </w:tcMar>
+          </w:tcPr>
+          <w:p>
+            <w:pPr>
+              <w:jc w:val="center"/>
+            </w:pPr>
+            <w:r>
+              <w:rPr>
+                <w:b w:val="false"/>
+                <w:bCs w:val="false"/>
+                <w:sz w:val="19"/>
+                <w:szCs w:val="19"/>
+              </w:rPr>
+              <w:t xml:space="preserve">7,70 ms</w:t>
+            </w:r>
+          </w:p>
+        </w:tc>
+      </w:tr>
+      <w:tr>
+        <w:tc>
+          <w:tcPr>
+            <w:tcW w:type="dxa" w:w="1838"/>
+            <w:tcBorders>
+              <w:top w:val="single" w:color="BFBFBF" w:sz="4"/>
+              <w:left w:val="single" w:color="BFBFBF" w:sz="4"/>
+              <w:bottom w:val="single" w:color="BFBFBF" w:sz="4"/>
+              <w:right w:val="single" w:color="BFBFBF" w:sz="4"/>
+            </w:tcBorders>
+            <w:tcMar>
+              <w:top w:type="dxa" w:w="60"/>
+              <w:left w:type="dxa" w:w="100"/>
+              <w:bottom w:type="dxa" w:w="60"/>
+              <w:right w:type="dxa" w:w="100"/>
+            </w:tcMar>
+          </w:tcPr>
+          <w:p>
+            <w:pPr>
+              <w:jc w:val="left"/>
+            </w:pPr>
+            <w:r>
+              <w:rPr>
+                <w:b w:val="false"/>
+                <w:bCs w:val="false"/>
+                <w:sz w:val="19"/>
+                <w:szCs w:val="19"/>
+              </w:rPr>
+              <w:t xml:space="preserve">MDD (nová)</w:t>
+            </w:r>
+          </w:p>
+        </w:tc>
+        <w:tc>
+          <w:tcPr>
+            <w:tcW w:type="dxa" w:w="1950"/>
+            <w:tcBorders>
+              <w:top w:val="single" w:color="BFBFBF" w:sz="4"/>
+              <w:left w:val="single" w:color="BFBFBF" w:sz="4"/>
+              <w:bottom w:val="single" w:color="BFBFBF" w:sz="4"/>
+              <w:right w:val="single" w:color="BFBFBF" w:sz="4"/>
+            </w:tcBorders>
+            <w:tcMar>
+              <w:top w:type="dxa" w:w="60"/>
+              <w:left w:type="dxa" w:w="100"/>
+              <w:bottom w:type="dxa" w:w="60"/>
+              <w:right w:type="dxa" w:w="100"/>
+            </w:tcMar>
+          </w:tcPr>
+          <w:p>
+            <w:pPr>
+              <w:jc w:val="center"/>
+            </w:pPr>
+            <w:r>
+              <w:rPr>
+                <w:b w:val="false"/>
+                <w:bCs w:val="false"/>
+                <w:sz w:val="19"/>
+                <w:szCs w:val="19"/>
+              </w:rPr>
+              <w:t xml:space="preserve">6,4</w:t>
+            </w:r>
+          </w:p>
+        </w:tc>
+        <w:tc>
+          <w:tcPr>
+            <w:tcW w:type="dxa" w:w="1950"/>
+            <w:tcBorders>
+              <w:top w:val="single" w:color="BFBFBF" w:sz="4"/>
+              <w:left w:val="single" w:color="BFBFBF" w:sz="4"/>
+              <w:bottom w:val="single" w:color="BFBFBF" w:sz="4"/>
+              <w:right w:val="single" w:color="BFBFBF" w:sz="4"/>
+            </w:tcBorders>
+            <w:tcMar>
+              <w:top w:type="dxa" w:w="60"/>
+              <w:left w:type="dxa" w:w="100"/>
+              <w:bottom w:type="dxa" w:w="60"/>
+              <w:right w:type="dxa" w:w="100"/>
+            </w:tcMar>
+          </w:tcPr>
+          <w:p>
+            <w:pPr>
+              <w:jc w:val="center"/>
+            </w:pPr>
+            <w:r>
+              <w:rPr>
+                <w:b w:val="false"/>
+                <w:bCs w:val="false"/>
+                <w:sz w:val="19"/>
+                <w:szCs w:val="19"/>
+              </w:rPr>
+              <w:t xml:space="preserve">2,32 ms</w:t>
+            </w:r>
+          </w:p>
+        </w:tc>
+        <w:tc>
+          <w:tcPr>
+            <w:tcW w:type="dxa" w:w="1950"/>
+            <w:tcBorders>
+              <w:top w:val="single" w:color="BFBFBF" w:sz="4"/>
+              <w:left w:val="single" w:color="BFBFBF" w:sz="4"/>
+              <w:bottom w:val="single" w:color="BFBFBF" w:sz="4"/>
+              <w:right w:val="single" w:color="BFBFBF" w:sz="4"/>
+            </w:tcBorders>
+            <w:tcMar>
+              <w:top w:type="dxa" w:w="60"/>
+              <w:left w:type="dxa" w:w="100"/>
+              <w:bottom w:type="dxa" w:w="60"/>
+              <w:right w:type="dxa" w:w="100"/>
+            </w:tcMar>
+          </w:tcPr>
+          <w:p>
+            <w:pPr>
+              <w:jc w:val="center"/>
+            </w:pPr>
+            <w:r>
+              <w:rPr>
+                <w:b w:val="false"/>
+                <w:bCs w:val="false"/>
+                <w:sz w:val="19"/>
+                <w:szCs w:val="19"/>
+              </w:rPr>
+              <w:t xml:space="preserve">1,89 ms</w:t>
+            </w:r>
+          </w:p>
+        </w:tc>
+        <w:tc>
+          <w:tcPr>
+            <w:tcW w:type="dxa" w:w="1950"/>
+            <w:tcBorders>
+              <w:top w:val="single" w:color="BFBFBF" w:sz="4"/>
+              <w:left w:val="single" w:color="BFBFBF" w:sz="4"/>
+              <w:bottom w:val="single" w:color="BFBFBF" w:sz="4"/>
+              <w:right w:val="single" w:color="BFBFBF" w:sz="4"/>
+            </w:tcBorders>
+            <w:tcMar>
+              <w:top w:type="dxa" w:w="60"/>
+              <w:left w:type="dxa" w:w="100"/>
+              <w:bottom w:type="dxa" w:w="60"/>
+              <w:right w:type="dxa" w:w="100"/>
+            </w:tcMar>
+          </w:tcPr>
+          <w:p>
+            <w:pPr>
+              <w:jc w:val="center"/>
+            </w:pPr>
+            <w:r>
+              <w:rPr>
+                <w:b w:val="false"/>
+                <w:bCs w:val="false"/>
+                <w:sz w:val="19"/>
+                <w:szCs w:val="19"/>
+              </w:rPr>
+              <w:t xml:space="preserve">4,21 ms</w:t>
+            </w:r>
+          </w:p>
+        </w:tc>
+      </w:tr>
+      <w:tr>
+        <w:tc>
+          <w:tcPr>
+            <w:tcW w:type="dxa" w:w="1838"/>
+            <w:tcBorders>
+              <w:top w:val="single" w:color="BFBFBF" w:sz="4"/>
+              <w:left w:val="single" w:color="BFBFBF" w:sz="4"/>
+              <w:bottom w:val="single" w:color="BFBFBF" w:sz="4"/>
+              <w:right w:val="single" w:color="BFBFBF" w:sz="4"/>
+            </w:tcBorders>
+            <w:tcMar>
+              <w:top w:type="dxa" w:w="60"/>
+              <w:left w:type="dxa" w:w="100"/>
+              <w:bottom w:type="dxa" w:w="60"/>
+              <w:right w:type="dxa" w:w="100"/>
+            </w:tcMar>
+          </w:tcPr>
+          <w:p>
+            <w:pPr>
+              <w:jc w:val="left"/>
+            </w:pPr>
+            <w:r>
+              <w:rPr>
+                <w:b w:val="false"/>
+                <w:bCs w:val="false"/>
+                <w:sz w:val="19"/>
+                <w:szCs w:val="19"/>
+              </w:rPr>
+              <w:t xml:space="preserve">PVM (nová)</w:t>
+            </w:r>
+          </w:p>
+        </w:tc>
+        <w:tc>
+          <w:tcPr>
+            <w:tcW w:type="dxa" w:w="1950"/>
+            <w:tcBorders>
+              <w:top w:val="single" w:color="BFBFBF" w:sz="4"/>
+              <w:left w:val="single" w:color="BFBFBF" w:sz="4"/>
+              <w:bottom w:val="single" w:color="BFBFBF" w:sz="4"/>
+              <w:right w:val="single" w:color="BFBFBF" w:sz="4"/>
+            </w:tcBorders>
+            <w:tcMar>
+              <w:top w:type="dxa" w:w="60"/>
+              <w:left w:type="dxa" w:w="100"/>
+              <w:bottom w:type="dxa" w:w="60"/>
+              <w:right w:type="dxa" w:w="100"/>
+            </w:tcMar>
+          </w:tcPr>
+          <w:p>
+            <w:pPr>
+              <w:jc w:val="center"/>
+            </w:pPr>
+            <w:r>
+              <w:rPr>
+                <w:b w:val="false"/>
+                <w:bCs w:val="false"/>
+                <w:sz w:val="19"/>
+                <w:szCs w:val="19"/>
+              </w:rPr>
+              <w:t xml:space="preserve">5,0</w:t>
+            </w:r>
+          </w:p>
+        </w:tc>
+        <w:tc>
+          <w:tcPr>
+            <w:tcW w:type="dxa" w:w="1950"/>
+            <w:tcBorders>
+              <w:top w:val="single" w:color="BFBFBF" w:sz="4"/>
+              <w:left w:val="single" w:color="BFBFBF" w:sz="4"/>
+              <w:bottom w:val="single" w:color="BFBFBF" w:sz="4"/>
+              <w:right w:val="single" w:color="BFBFBF" w:sz="4"/>
+            </w:tcBorders>
+            <w:tcMar>
+              <w:top w:type="dxa" w:w="60"/>
+              <w:left w:type="dxa" w:w="100"/>
+              <w:bottom w:type="dxa" w:w="60"/>
+              <w:right w:type="dxa" w:w="100"/>
+            </w:tcMar>
+          </w:tcPr>
+          <w:p>
+            <w:pPr>
+              <w:jc w:val="center"/>
+            </w:pPr>
+            <w:r>
+              <w:rPr>
+                <w:b w:val="false"/>
+                <w:bCs w:val="false"/>
+                <w:sz w:val="19"/>
+                <w:szCs w:val="19"/>
+              </w:rPr>
+              <w:t xml:space="preserve">64,57 ms</w:t>
+            </w:r>
+          </w:p>
+        </w:tc>
+        <w:tc>
+          <w:tcPr>
+            <w:tcW w:type="dxa" w:w="1950"/>
+            <w:tcBorders>
+              <w:top w:val="single" w:color="BFBFBF" w:sz="4"/>
+              <w:left w:val="single" w:color="BFBFBF" w:sz="4"/>
+              <w:bottom w:val="single" w:color="BFBFBF" w:sz="4"/>
+              <w:right w:val="single" w:color="BFBFBF" w:sz="4"/>
+            </w:tcBorders>
+            <w:tcMar>
+              <w:top w:type="dxa" w:w="60"/>
+              <w:left w:type="dxa" w:w="100"/>
+              <w:bottom w:type="dxa" w:w="60"/>
+              <w:right w:type="dxa" w:w="100"/>
+            </w:tcMar>
+          </w:tcPr>
+          <w:p>
+            <w:pPr>
+              <w:jc w:val="center"/>
+            </w:pPr>
+            <w:r>
+              <w:rPr>
+                <w:b w:val="false"/>
+                <w:bCs w:val="false"/>
+                <w:sz w:val="19"/>
+                <w:szCs w:val="19"/>
+              </w:rPr>
+              <w:t xml:space="preserve">1,57 ms</w:t>
+            </w:r>
+          </w:p>
+        </w:tc>
+        <w:tc>
+          <w:tcPr>
+            <w:tcW w:type="dxa" w:w="1950"/>
+            <w:tcBorders>
+              <w:top w:val="single" w:color="BFBFBF" w:sz="4"/>
+              <w:left w:val="single" w:color="BFBFBF" w:sz="4"/>
+              <w:bottom w:val="single" w:color="BFBFBF" w:sz="4"/>
+              <w:right w:val="single" w:color="BFBFBF" w:sz="4"/>
+            </w:tcBorders>
+            <w:tcMar>
+              <w:top w:type="dxa" w:w="60"/>
+              <w:left w:type="dxa" w:w="100"/>
+              <w:bottom w:type="dxa" w:w="60"/>
+              <w:right w:type="dxa" w:w="100"/>
+            </w:tcMar>
+          </w:tcPr>
+          <w:p>
+            <w:pPr>
+              <w:jc w:val="center"/>
+            </w:pPr>
+            <w:r>
+              <w:rPr>
+                <w:b w:val="false"/>
+                <w:bCs w:val="false"/>
+                <w:sz w:val="19"/>
+                <w:szCs w:val="19"/>
+              </w:rPr>
+              <w:t xml:space="preserve">66,14 ms</w:t>
             </w:r>
           </w:p>
         </w:tc>
@@ -1614,7 +2642,7 @@
           <w:sz w:val="18"/>
           <w:szCs w:val="18"/>
         </w:rPr>
-        <w:t xml:space="preserve">Tabuľka 2: Efektívnosť (priemerné hodnoty; časy v Pythone, orientačné)</w:t>
+        <w:t xml:space="preserve">Tabuľka 2: Efektívnosť (priemerné hodnoty; časy v Pythone pri 16 súbežných procesoch, orientačné)</w:t>
       </w:r>
     </w:p>
     <w:p>
@@ -1627,7 +2655,7 @@
           <wp:inline distT="0" distB="0" distL="0" distR="0">
             <wp:extent cx="4724400" cy="2952750"/>
             <wp:effectExtent t="0" r="0" b="0" l="0"/>
-            <wp:docPr id="1" name="odchylka_vs_velkost.png" descr="Obrázok 1: Priemerná odchýlka od optima podľa veľkosti úlohy m·n" title="Obrázok 1: Priemerná odchýlka od optima podľa veľkosti úlohy m·n"/>
+            <wp:docPr id="1" name="odchylka_vs_velkost.png" descr="Obrázok 1: Priemerná odchýlka od optima podľa veľkosti úlohy m·n (JVR prerušovaná, leží presne na SZR)" title="Obrázok 1: Priemerná odchýlka od optima podľa veľkosti úlohy m·n (JVR prerušovaná, leží presne na SZR)"/>
             <wp:cNvGraphicFramePr>
               <a:graphicFrameLocks xmlns:a="http://schemas.openxmlformats.org/drawingml/2006/main" noChangeAspect="1"/>
             </wp:cNvGraphicFramePr>
@@ -1676,7 +2704,7 @@
           <w:sz w:val="18"/>
           <w:szCs w:val="18"/>
         </w:rPr>
-        <w:t xml:space="preserve">Obrázok 1: Priemerná odchýlka od optima podľa veľkosti úlohy m·n</w:t>
+        <w:t xml:space="preserve">Obrázok 1: Priemerná odchýlka od optima podľa veľkosti úlohy m·n (JVR prerušovaná, leží presne na SZR)</w:t>
       </w:r>
     </w:p>
     <w:p>
@@ -1816,7 +2844,7 @@
         <w:t xml:space="preserve">Vplyv vlastností úlohy. </w:t>
       </w:r>
       <w:r>
-        <w:t xml:space="preserve">S rastúcou veľkosťou sa všetky metódy zhoršujú. Pri malých úlohách (m·n ≤ 49) trafí VAM optimum v 24,5 % prípadov (IM 4,6 %), pri veľkých (m·n ≥ 250) už žiadna metóda. Nevyrovnané úlohy sú ťažšie: odchýlka VAM je 10,9 % pri vyrovnaných, ale 19,6 % pri prebytku ponuky aj dopytu. Širší rozsah cien (1–100) odchýlky mierne zvyšuje (VAM 16,1 % oproti 14,4 %). Poradie VAM &lt; IM &lt; SZR sa nezmenilo v žiadnej skupine.</w:t>
+        <w:t xml:space="preserve">S rastúcou veľkosťou sa všetky metódy zhoršujú. Pri malých úlohách (m·n ≤ 49) trafí PVM optimum v 44,7 % prípadov, VAM v 24,5 % a IM v 4,6 %; pri veľkých (m·n ≥ 250) už takmer žiadna metóda. Nevyrovnané úlohy sú ťažšie: odchýlka VAM je 10,9 % pri vyrovnaných, ale 19,6 % pri prebytku ponuky aj dopytu. Širší rozsah cien (1–100) odchýlky mierne zvyšuje (VAM 16,1 % oproti 14,4 %). Poradie PVM &lt; VAM ≈ MDD &lt; IM &lt; SZR = JVR sa nezmenilo v žiadnej skupine.</w:t>
       </w:r>
     </w:p>
     <w:p>
@@ -1841,10 +2869,10 @@
           <w:b/>
           <w:bCs/>
         </w:rPr>
-        <w:t xml:space="preserve">Najsprávnejšia je Vogelova metóda (VAM)</w:t>
-      </w:r>
-      <w:r>
-        <w:t xml:space="preserve"> – najmenšia odchýlka od optima, najčastejšie trafí optimum a v 89 % úloh je najlepšia.</w:t>
+        <w:t xml:space="preserve">Z metód z prednášky je najsprávnejšia Vogelova metóda (VAM)</w:t>
+      </w:r>
+      <w:r>
+        <w:t xml:space="preserve"> – najmenšia odchýlka od optima, najčastejšie trafí optimum a potrebuje najmenej krokov MODI.</w:t>
       </w:r>
     </w:p>
     <w:p>
@@ -1861,10 +2889,10 @@
           <w:b/>
           <w:bCs/>
         </w:rPr>
-        <w:t xml:space="preserve">Najmenej krokov MODI potrebuje VAM</w:t>
-      </w:r>
-      <w:r>
-        <w:t xml:space="preserve"> (6,4 oproti 10,1 pri IM a 26,6 pri SZR).</w:t>
+        <w:t xml:space="preserve">V celkovom čase vedie mierne indexová metóda</w:t>
+      </w:r>
+      <w:r>
+        <w:t xml:space="preserve"> – o 6 % pred VAM; rozdiel závisí od implementácie a pri veľkých úlohách mizne.</w:t>
       </w:r>
     </w:p>
     <w:p>
@@ -1881,10 +2909,10 @@
           <w:b/>
           <w:bCs/>
         </w:rPr>
-        <w:t xml:space="preserve">V celkovom čase vedie mierne indexová metóda</w:t>
-      </w:r>
-      <w:r>
-        <w:t xml:space="preserve"> – o 6 % pred VAM; rozdiel závisí od implementácie a pri veľkých úlohách mizne.</w:t>
+        <w:t xml:space="preserve">Metóda severozápadného rohu je najhoršia</w:t>
+      </w:r>
+      <w:r>
+        <w:t xml:space="preserve"> vo všetkých podmienkach – je síce najjednoduchšia, ale vyžaduje najviac práce pri optimalizácii. Zrkadlová JVR dáva vždy rovnaký plán, nič nezlepší.</w:t>
       </w:r>
     </w:p>
     <w:p>
@@ -1901,10 +2929,10 @@
           <w:b/>
           <w:bCs/>
         </w:rPr>
-        <w:t xml:space="preserve">Metóda severozápadného rohu je najhoršia</w:t>
-      </w:r>
-      <w:r>
-        <w:t xml:space="preserve"> vo všetkých podmienkach – je síce najjednoduchšia, ale vyžaduje najviac práce pri optimalizácii.</w:t>
+        <w:t xml:space="preserve">Nové metódy:</w:t>
+      </w:r>
+      <w:r>
+        <w:t xml:space="preserve"> MDD je kvalitou takmer rovnaká ako VAM; PVM je asi dvakrát presnejšia ako VAM, no počíta oveľa dlhšie.</w:t>
       </w:r>
     </w:p>
     <w:p>
@@ -1913,7 +2941,7 @@
         <w:jc w:val="both"/>
       </w:pPr>
       <w:r>
-        <w:t xml:space="preserve">Pre ručný výpočet aj pre program je preto najvhodnejšia VAM: hoci je výpočtovo náročnejšia, jej riešenie je najbližšie k optimu a ušetrí najviac iterácií MODI. Indexová metóda je rozumný kompromis, ak záleží na jednoduchosti.</w:t>
+        <w:t xml:space="preserve">Pre ručný výpočet je najvhodnejšia VAM: jej riešenie je najbližšie k optimu a ušetrí najviac iterácií MODI. Indexová metóda je rozumný kompromis, ak záleží na jednoduchosti. Ak počíta počítač a záleží na presnosti, oplatí sa predvídavá metóda PVM.</w:t>
       </w:r>
     </w:p>
     <w:p>
@@ -1929,7 +2957,7 @@
           <w:sz w:val="18"/>
           <w:szCs w:val="18"/>
         </w:rPr>
-        <w:t xml:space="preserve">Podrobné tabuľky a ďalšie grafy: vysledky/suhrn.md a priečinok grafy/.</w:t>
+        <w:t xml:space="preserve">Podrobné tabuľky a ďalšie grafy: vysledky/suhrn.md, vysledky/hlavny100k.xlsx, priečinok grafy/ a návod sprava/navod.docx.</w:t>
       </w:r>
     </w:p>
     <w:sectPr>
